--- a/documentos/Validación Matriz/Documentos_Validacion_Matriz_2025/04_Proceso_Pension/13_Definicion_SCOMP.docx
+++ b/documentos/Validación Matriz/Documentos_Validacion_Matriz_2025/04_Proceso_Pension/13_Definicion_SCOMP.docx
@@ -68,7 +68,15 @@
           <w:bCs/>
           <w:lang w:val="es-CL"/>
         </w:rPr>
-        <w:t>Entidades Reguladoras</w:t>
+        <w:t>Mo</w:t>
+      </w:r>
+      <w:r>
+        <w:rPr>
+          <w:b/>
+          <w:bCs/>
+          <w:lang w:val="es-CL"/>
+        </w:rPr>
+        <w:t>dalidades de Pensión</w:t>
       </w:r>
     </w:p>
     <w:p>
@@ -103,6 +111,7 @@
           <w:lang w:val="es-CL"/>
         </w:rPr>
         <w:tab/>
+        <w:t>Qué es Pensión</w:t>
       </w:r>
       <w:r>
         <w:rPr>
@@ -110,18 +119,8 @@
           <w:bCs/>
           <w:lang w:val="es-CL"/>
         </w:rPr>
-        <w:t>Riesgo Rentabilidad</w:t>
+        <w:br/>
       </w:r>
-    </w:p>
-    <w:p>
-      <w:pPr>
-        <w:spacing w:after="0"/>
-        <w:rPr>
-          <w:b/>
-          <w:bCs/>
-          <w:lang w:val="es-CL"/>
-        </w:rPr>
-      </w:pPr>
       <w:r>
         <w:rPr>
           <w:b/>
@@ -145,18 +144,16 @@
           <w:lang w:val="es-CL"/>
         </w:rPr>
         <w:tab/>
-        <w:t>Modalidades de Pensión</w:t>
+        <w:t>Rentabilidad</w:t>
       </w:r>
-    </w:p>
-    <w:p>
-      <w:pPr>
-        <w:spacing w:after="0"/>
+      <w:r>
         <w:rPr>
           <w:b/>
           <w:bCs/>
           <w:lang w:val="es-CL"/>
         </w:rPr>
-      </w:pPr>
+        <w:br/>
+      </w:r>
       <w:r>
         <w:rPr>
           <w:b/>
@@ -180,7 +177,112 @@
           <w:lang w:val="es-CL"/>
         </w:rPr>
         <w:tab/>
-        <w:t xml:space="preserve">Qué es Pensión </w:t>
+        <w:t>Pensión Autofinanciada</w:t>
+      </w:r>
+      <w:r>
+        <w:rPr>
+          <w:b/>
+          <w:bCs/>
+          <w:lang w:val="es-CL"/>
+        </w:rPr>
+        <w:br/>
+      </w:r>
+      <w:r>
+        <w:rPr>
+          <w:b/>
+          <w:bCs/>
+          <w:lang w:val="es-CL"/>
+        </w:rPr>
+        <w:tab/>
+      </w:r>
+      <w:r>
+        <w:rPr>
+          <w:b/>
+          <w:bCs/>
+          <w:lang w:val="es-CL"/>
+        </w:rPr>
+        <w:tab/>
+      </w:r>
+      <w:r>
+        <w:rPr>
+          <w:b/>
+          <w:bCs/>
+          <w:lang w:val="es-CL"/>
+        </w:rPr>
+        <w:tab/>
+      </w:r>
+      <w:r>
+        <w:rPr>
+          <w:b/>
+          <w:bCs/>
+          <w:lang w:val="es-CL"/>
+        </w:rPr>
+        <w:t>Jubilación</w:t>
+      </w:r>
+      <w:r>
+        <w:rPr>
+          <w:b/>
+          <w:bCs/>
+          <w:lang w:val="es-CL"/>
+        </w:rPr>
+        <w:br/>
+      </w:r>
+      <w:r>
+        <w:rPr>
+          <w:b/>
+          <w:bCs/>
+          <w:lang w:val="es-CL"/>
+        </w:rPr>
+        <w:tab/>
+      </w:r>
+      <w:r>
+        <w:rPr>
+          <w:b/>
+          <w:bCs/>
+          <w:lang w:val="es-CL"/>
+        </w:rPr>
+        <w:tab/>
+      </w:r>
+      <w:r>
+        <w:rPr>
+          <w:b/>
+          <w:bCs/>
+          <w:lang w:val="es-CL"/>
+        </w:rPr>
+        <w:tab/>
+        <w:t>Cotizaciones Previsionales</w:t>
+      </w:r>
+      <w:r>
+        <w:rPr>
+          <w:b/>
+          <w:bCs/>
+          <w:lang w:val="es-CL"/>
+        </w:rPr>
+        <w:br/>
+      </w:r>
+      <w:r>
+        <w:rPr>
+          <w:b/>
+          <w:bCs/>
+          <w:lang w:val="es-CL"/>
+        </w:rPr>
+        <w:tab/>
+      </w:r>
+      <w:r>
+        <w:rPr>
+          <w:b/>
+          <w:bCs/>
+          <w:lang w:val="es-CL"/>
+        </w:rPr>
+        <w:tab/>
+      </w:r>
+      <w:r>
+        <w:rPr>
+          <w:b/>
+          <w:bCs/>
+          <w:lang w:val="es-CL"/>
+        </w:rPr>
+        <w:tab/>
       </w:r>
     </w:p>
     <w:p>
@@ -205,7 +307,6 @@
         </w:rPr>
         <w:t>¿Para comprender el concepto “</w:t>
       </w:r>
-      <w:proofErr w:type="gramStart"/>
       <w:r>
         <w:rPr>
           <w:lang w:val="es-CL"/>
@@ -218,7 +319,6 @@
         </w:rPr>
         <w:t xml:space="preserve"> SCOMP”, es necesario conocer los siguientes conceptos?</w:t>
       </w:r>
-      <w:proofErr w:type="gramEnd"/>
     </w:p>
     <w:tbl>
       <w:tblPr>
@@ -238,11 +338,9 @@
             <w:tcW w:w="2391" w:type="dxa"/>
           </w:tcPr>
           <w:p>
-            <w:proofErr w:type="spellStart"/>
             <w:r>
               <w:t>Contenido</w:t>
             </w:r>
-            <w:proofErr w:type="spellEnd"/>
           </w:p>
         </w:tc>
         <w:tc>
@@ -312,19 +410,9 @@
             <w:tcW w:w="2391" w:type="dxa"/>
           </w:tcPr>
           <w:p>
-            <w:proofErr w:type="spellStart"/>
             <w:r>
-              <w:t>Compañia</w:t>
+              <w:t>Compañia de Seguros</w:t>
             </w:r>
-            <w:proofErr w:type="spellEnd"/>
-            <w:r>
-              <w:t xml:space="preserve"> de </w:t>
-            </w:r>
-            <w:proofErr w:type="spellStart"/>
-            <w:r>
-              <w:t>Seguros</w:t>
-            </w:r>
-            <w:proofErr w:type="spellEnd"/>
           </w:p>
         </w:tc>
         <w:tc>
@@ -352,19 +440,9 @@
             <w:tcW w:w="2391" w:type="dxa"/>
           </w:tcPr>
           <w:p>
-            <w:proofErr w:type="spellStart"/>
             <w:r>
-              <w:t>Proceso</w:t>
+              <w:t>Proceso de Solicitud</w:t>
             </w:r>
-            <w:proofErr w:type="spellEnd"/>
-            <w:r>
-              <w:t xml:space="preserve"> de </w:t>
-            </w:r>
-            <w:proofErr w:type="spellStart"/>
-            <w:r>
-              <w:t>Solicitud</w:t>
-            </w:r>
-            <w:proofErr w:type="spellEnd"/>
           </w:p>
         </w:tc>
         <w:tc>
@@ -398,6 +476,11 @@
           <w:lang w:val="es-CL"/>
         </w:rPr>
         <w:br/>
+      </w:r>
+      <w:r>
+        <w:rPr>
+          <w:lang w:val="es-CL"/>
+        </w:rPr>
         <w:t>Otros conceptos que considere necesarios:</w:t>
       </w:r>
     </w:p>
